--- a/DESCARGABLES_PDF/ESPIRAR_EXPIRAR/ESPIRAR_EXPIRAR_DESCARGABLE.docx
+++ b/DESCARGABLES_PDF/ESPIRAR_EXPIRAR/ESPIRAR_EXPIRAR_DESCARGABLE.docx
@@ -16,21 +16,24 @@
         <w:tc>
           <w:tcPr>
             <w:tcW w:type="dxa" w:w="10086"/>
-            <w:shd w:val="clear" w:color="auto" w:fill="C0392B"/>
             <w:tcBorders>
               <w:top w:val="single" w:sz="6" w:space="0" w:color="C0392B"/>
               <w:left w:val="single" w:sz="6" w:space="0" w:color="C0392B"/>
               <w:bottom w:val="single" w:sz="6" w:space="0" w:color="C0392B"/>
               <w:right w:val="single" w:sz="6" w:space="0" w:color="C0392B"/>
             </w:tcBorders>
+            <w:shd w:val="clear" w:color="auto" w:fill="7B1D1D"/>
           </w:tcPr>
           <w:p>
+            <w:pPr>
+              <w:jc w:val="center"/>
+            </w:pPr>
             <w:r/>
           </w:p>
           <w:p>
             <w:pPr>
               <w:spacing w:after="80" w:before="0"/>
-              <w:jc w:val="left"/>
+              <w:jc w:val="center"/>
             </w:pPr>
             <w:r>
               <w:rPr>
@@ -46,14 +49,14 @@
           <w:p>
             <w:pPr>
               <w:spacing w:after="0" w:before="0"/>
-              <w:jc w:val="left"/>
+              <w:jc w:val="center"/>
             </w:pPr>
             <w:r>
               <w:rPr>
                 <w:rFonts w:ascii="Calibri" w:hAnsi="Calibri"/>
                 <w:b/>
                 <w:i w:val="0"/>
-                <w:color w:val="FFFFFF"/>
+                <w:color w:val="FFC000"/>
                 <w:sz w:val="44"/>
               </w:rPr>
               <w:t>¿"Espira" o "expira"?</w:t>
@@ -62,7 +65,7 @@
           <w:p>
             <w:pPr>
               <w:spacing w:after="80" w:before="120"/>
-              <w:jc w:val="left"/>
+              <w:jc w:val="center"/>
             </w:pPr>
             <w:r>
               <w:rPr>
@@ -78,7 +81,7 @@
           <w:p>
             <w:pPr>
               <w:spacing w:after="0" w:before="0"/>
-              <w:jc w:val="left"/>
+              <w:jc w:val="center"/>
             </w:pPr>
             <w:r>
               <w:rPr>
@@ -113,7 +116,7 @@
         <w:tc>
           <w:tcPr>
             <w:tcW w:type="dxa" w:w="10086"/>
-            <w:shd w:val="clear" w:color="auto" w:fill="F4F4F6"/>
+            <w:shd w:val="clear" w:color="auto" w:fill="F5F0E5"/>
             <w:tcBorders>
               <w:top w:val="single" w:sz="6" w:space="0" w:color="DDDDDD"/>
               <w:left w:val="single" w:sz="6" w:space="0" w:color="DDDDDD"/>
@@ -134,7 +137,7 @@
                 <w:rFonts w:ascii="Calibri" w:hAnsi="Calibri"/>
                 <w:b/>
                 <w:i w:val="0"/>
-                <w:color w:val="121117"/>
+                <w:color w:val="1A1A1A"/>
                 <w:sz w:val="20"/>
               </w:rPr>
               <w:t>¡Bienvenido/a! · Welcome · 欢迎 · ようこそ · Bienvenue.</w:t>
@@ -150,7 +153,7 @@
                 <w:rFonts w:ascii="Calibri" w:hAnsi="Calibri"/>
                 <w:b w:val="0"/>
                 <w:i w:val="0"/>
-                <w:color w:val="4D4C5C"/>
+                <w:color w:val="666666"/>
                 <w:sz w:val="20"/>
               </w:rPr>
               <w:t>This free guide covers the short video you just watched: espirar (with S) vs. expirar (with X). You will learn the two word families, why the mistake is so common, and how never to mix them up again — especially in a yoga class.</w:t>
@@ -178,7 +181,7 @@
         <w:tc>
           <w:tcPr>
             <w:tcW w:type="dxa" w:w="10086"/>
-            <w:shd w:val="clear" w:color="auto" w:fill="FBF1DE"/>
+            <w:shd w:val="clear" w:color="auto" w:fill="F4F1EA"/>
             <w:tcBorders>
               <w:top w:val="single" w:sz="6" w:space="0" w:color="DDDDDD"/>
               <w:left w:val="single" w:sz="6" w:space="0" w:color="DDDDDD"/>
@@ -199,7 +202,7 @@
                 <w:rFonts w:ascii="Calibri" w:hAnsi="Calibri"/>
                 <w:b/>
                 <w:i w:val="0"/>
-                <w:color w:val="D4920A"/>
+                <w:color w:val="C89B3C"/>
                 <w:sz w:val="20"/>
               </w:rPr>
               <w:t>Objetivo de la lección.</w:t>
@@ -215,7 +218,7 @@
                 <w:rFonts w:ascii="Calibri" w:hAnsi="Calibri"/>
                 <w:b w:val="0"/>
                 <w:i w:val="0"/>
-                <w:color w:val="4D4C5C"/>
+                <w:color w:val="666666"/>
                 <w:sz w:val="20"/>
               </w:rPr>
               <w:t>Al terminar esta lección podrás: (1) distinguir ESPIRAR (soltar el aire) de EXPIRAR (morir / caducar); (2) reconocer la familia de la respiración (inspirar, espirar, respirar); (3) usar correctamente «el plazo expira mañana»; (4) saber qué decir en una clase de yoga: espira, con S.</w:t>
@@ -243,7 +246,7 @@
         <w:tc>
           <w:tcPr>
             <w:tcW w:type="dxa" w:w="10086"/>
-            <w:shd w:val="clear" w:color="auto" w:fill="121117"/>
+            <w:shd w:val="clear" w:color="auto" w:fill="7B1D1D"/>
             <w:tcBorders>
               <w:top w:val="single" w:sz="6" w:space="0" w:color="121117"/>
               <w:left w:val="single" w:sz="6" w:space="0" w:color="121117"/>
@@ -293,7 +296,7 @@
         <w:tc>
           <w:tcPr>
             <w:tcW w:type="dxa" w:w="680"/>
-            <w:shd w:val="clear" w:color="auto" w:fill="D4920A"/>
+            <w:shd w:val="clear" w:color="auto" w:fill="1F2A44"/>
           </w:tcPr>
           <w:p>
             <w:r/>
@@ -308,7 +311,7 @@
                 <w:rFonts w:ascii="Calibri" w:hAnsi="Calibri"/>
                 <w:b/>
                 <w:i w:val="0"/>
-                <w:color w:val="121117"/>
+                <w:color w:val="1A1A1A"/>
                 <w:sz w:val="19"/>
               </w:rPr>
               <w:t>#</w:t>
@@ -318,7 +321,7 @@
         <w:tc>
           <w:tcPr>
             <w:tcW w:type="dxa" w:w="8220"/>
-            <w:shd w:val="clear" w:color="auto" w:fill="D4920A"/>
+            <w:shd w:val="clear" w:color="auto" w:fill="1F2A44"/>
           </w:tcPr>
           <w:p>
             <w:r/>
@@ -333,7 +336,7 @@
                 <w:rFonts w:ascii="Calibri" w:hAnsi="Calibri"/>
                 <w:b/>
                 <w:i w:val="0"/>
-                <w:color w:val="121117"/>
+                <w:color w:val="1A1A1A"/>
                 <w:sz w:val="19"/>
               </w:rPr>
               <w:t>Sección</w:t>
@@ -359,7 +362,7 @@
                 <w:rFonts w:ascii="Calibri" w:hAnsi="Calibri"/>
                 <w:b w:val="0"/>
                 <w:i w:val="0"/>
-                <w:color w:val="121117"/>
+                <w:color w:val="1A1A1A"/>
                 <w:sz w:val="20"/>
               </w:rPr>
               <w:t>01</w:t>
@@ -383,7 +386,7 @@
                 <w:rFonts w:ascii="Calibri" w:hAnsi="Calibri"/>
                 <w:b w:val="0"/>
                 <w:i w:val="0"/>
-                <w:color w:val="121117"/>
+                <w:color w:val="1A1A1A"/>
                 <w:sz w:val="20"/>
               </w:rPr>
               <w:t>«Expira» y el error más común</w:t>
@@ -409,7 +412,7 @@
                 <w:rFonts w:ascii="Calibri" w:hAnsi="Calibri"/>
                 <w:b w:val="0"/>
                 <w:i w:val="0"/>
-                <w:color w:val="121117"/>
+                <w:color w:val="1A1A1A"/>
                 <w:sz w:val="20"/>
               </w:rPr>
               <w:t>02</w:t>
@@ -433,7 +436,7 @@
                 <w:rFonts w:ascii="Calibri" w:hAnsi="Calibri"/>
                 <w:b w:val="0"/>
                 <w:i w:val="0"/>
-                <w:color w:val="121117"/>
+                <w:color w:val="1A1A1A"/>
                 <w:sz w:val="20"/>
               </w:rPr>
               <w:t>Las dos familias — respiración vs. final</w:t>
@@ -459,7 +462,7 @@
                 <w:rFonts w:ascii="Calibri" w:hAnsi="Calibri"/>
                 <w:b w:val="0"/>
                 <w:i w:val="0"/>
-                <w:color w:val="121117"/>
+                <w:color w:val="1A1A1A"/>
                 <w:sz w:val="20"/>
               </w:rPr>
               <w:t>03</w:t>
@@ -483,7 +486,7 @@
                 <w:rFonts w:ascii="Calibri" w:hAnsi="Calibri"/>
                 <w:b w:val="0"/>
                 <w:i w:val="0"/>
-                <w:color w:val="121117"/>
+                <w:color w:val="1A1A1A"/>
                 <w:sz w:val="20"/>
               </w:rPr>
               <w:t>Corrige el error — ✗ incorrecto → ✓ correcto</w:t>
@@ -509,7 +512,7 @@
                 <w:rFonts w:ascii="Calibri" w:hAnsi="Calibri"/>
                 <w:b w:val="0"/>
                 <w:i w:val="0"/>
-                <w:color w:val="121117"/>
+                <w:color w:val="1A1A1A"/>
                 <w:sz w:val="20"/>
               </w:rPr>
               <w:t>04</w:t>
@@ -533,7 +536,7 @@
                 <w:rFonts w:ascii="Calibri" w:hAnsi="Calibri"/>
                 <w:b w:val="0"/>
                 <w:i w:val="0"/>
-                <w:color w:val="121117"/>
+                <w:color w:val="1A1A1A"/>
                 <w:sz w:val="20"/>
               </w:rPr>
               <w:t>Frases de ejemplo en contexto</w:t>
@@ -559,7 +562,7 @@
                 <w:rFonts w:ascii="Calibri" w:hAnsi="Calibri"/>
                 <w:b w:val="0"/>
                 <w:i w:val="0"/>
-                <w:color w:val="121117"/>
+                <w:color w:val="1A1A1A"/>
                 <w:sz w:val="20"/>
               </w:rPr>
               <w:t>05</w:t>
@@ -583,7 +586,7 @@
                 <w:rFonts w:ascii="Calibri" w:hAnsi="Calibri"/>
                 <w:b w:val="0"/>
                 <w:i w:val="0"/>
-                <w:color w:val="121117"/>
+                <w:color w:val="1A1A1A"/>
                 <w:sz w:val="20"/>
               </w:rPr>
               <w:t>Checklist de autoevaluación</w:t>
@@ -609,7 +612,7 @@
                 <w:rFonts w:ascii="Calibri" w:hAnsi="Calibri"/>
                 <w:b w:val="0"/>
                 <w:i w:val="0"/>
-                <w:color w:val="121117"/>
+                <w:color w:val="1A1A1A"/>
                 <w:sz w:val="20"/>
               </w:rPr>
               <w:t>06</w:t>
@@ -633,7 +636,7 @@
                 <w:rFonts w:ascii="Calibri" w:hAnsi="Calibri"/>
                 <w:b w:val="0"/>
                 <w:i w:val="0"/>
-                <w:color w:val="121117"/>
+                <w:color w:val="1A1A1A"/>
                 <w:sz w:val="20"/>
               </w:rPr>
               <w:t>Practica con IA — 1 prompt listo para usar</w:t>
@@ -659,7 +662,7 @@
                 <w:rFonts w:ascii="Calibri" w:hAnsi="Calibri"/>
                 <w:b w:val="0"/>
                 <w:i w:val="0"/>
-                <w:color w:val="121117"/>
+                <w:color w:val="1A1A1A"/>
                 <w:sz w:val="20"/>
               </w:rPr>
               <w:t>07</w:t>
@@ -683,7 +686,7 @@
                 <w:rFonts w:ascii="Calibri" w:hAnsi="Calibri"/>
                 <w:b w:val="0"/>
                 <w:i w:val="0"/>
-                <w:color w:val="121117"/>
+                <w:color w:val="1A1A1A"/>
                 <w:sz w:val="20"/>
               </w:rPr>
               <w:t>Próximamente — parónimos del español</w:t>
@@ -711,7 +714,7 @@
         <w:tc>
           <w:tcPr>
             <w:tcW w:type="dxa" w:w="10086"/>
-            <w:shd w:val="clear" w:color="auto" w:fill="121117"/>
+            <w:shd w:val="clear" w:color="auto" w:fill="7B1D1D"/>
             <w:tcBorders>
               <w:top w:val="single" w:sz="6" w:space="0" w:color="121117"/>
               <w:left w:val="single" w:sz="6" w:space="0" w:color="121117"/>
@@ -756,7 +759,7 @@
           <w:rFonts w:ascii="Calibri" w:hAnsi="Calibri"/>
           <w:b w:val="0"/>
           <w:i w:val="0"/>
-          <w:color w:val="121117"/>
+          <w:color w:val="1A1A1A"/>
           <w:sz w:val="21"/>
         </w:rPr>
         <w:t>«Inspira… y expira». Se oye en casi todas las clases de yoga, pero es un error. EXPIRAR, con X, significa morir y, en registro formal, «terminar un plazo o un periodo de validez» (un contrato, un pasaporte). Si estás respirando, lo que haces es INSPIRAR y ESPIRAR, con S — la misma familia que RESPIRAR.</w:t>
@@ -772,7 +775,7 @@
           <w:rFonts w:ascii="Calibri" w:hAnsi="Calibri"/>
           <w:b w:val="0"/>
           <w:i w:val="0"/>
-          <w:color w:val="121117"/>
+          <w:color w:val="1A1A1A"/>
           <w:sz w:val="21"/>
         </w:rPr>
         <w:t>La confusión viene de dos sitios: del inglés to expire y del parecido con la pareja «inspirar / espirar», donde mucha gente cree —por analogía con «expirar»— que la segunda también lleva X.</w:t>
@@ -792,7 +795,7 @@
         <w:tc>
           <w:tcPr>
             <w:tcW w:type="dxa" w:w="10086"/>
-            <w:shd w:val="clear" w:color="auto" w:fill="FBF1DE"/>
+            <w:shd w:val="clear" w:color="auto" w:fill="F4F1EA"/>
             <w:tcBorders>
               <w:top w:val="single" w:sz="6" w:space="0" w:color="DDDDDD"/>
               <w:left w:val="single" w:sz="6" w:space="0" w:color="DDDDDD"/>
@@ -813,7 +816,7 @@
                 <w:rFonts w:ascii="Calibri" w:hAnsi="Calibri"/>
                 <w:b/>
                 <w:i w:val="0"/>
-                <w:color w:val="D4920A"/>
+                <w:color w:val="C89B3C"/>
                 <w:sz w:val="20"/>
               </w:rPr>
               <w:t>El truco</w:t>
@@ -829,7 +832,7 @@
                 <w:rFonts w:ascii="Calibri" w:hAnsi="Calibri"/>
                 <w:b w:val="0"/>
                 <w:i w:val="0"/>
-                <w:color w:val="121117"/>
+                <w:color w:val="1A1A1A"/>
                 <w:sz w:val="20"/>
               </w:rPr>
               <w:t>Si respiras, todo va con S: inspiras y espiras. La X de eXpirar es la de eXtinguirse: algo (o alguien) que llega a su fin.</w:t>
@@ -873,7 +876,7 @@
         <w:tc>
           <w:tcPr>
             <w:tcW w:type="dxa" w:w="10086"/>
-            <w:shd w:val="clear" w:color="auto" w:fill="121117"/>
+            <w:shd w:val="clear" w:color="auto" w:fill="7B1D1D"/>
             <w:tcBorders>
               <w:top w:val="single" w:sz="6" w:space="0" w:color="121117"/>
               <w:left w:val="single" w:sz="6" w:space="0" w:color="121117"/>
@@ -923,7 +926,7 @@
         <w:tc>
           <w:tcPr>
             <w:tcW w:type="dxa" w:w="1984"/>
-            <w:shd w:val="clear" w:color="auto" w:fill="D4920A"/>
+            <w:shd w:val="clear" w:color="auto" w:fill="1F2A44"/>
           </w:tcPr>
           <w:p>
             <w:r/>
@@ -938,7 +941,7 @@
                 <w:rFonts w:ascii="Calibri" w:hAnsi="Calibri"/>
                 <w:b/>
                 <w:i w:val="0"/>
-                <w:color w:val="121117"/>
+                <w:color w:val="1A1A1A"/>
                 <w:sz w:val="19"/>
               </w:rPr>
               <w:t>PALABRA</w:t>
@@ -948,7 +951,7 @@
         <w:tc>
           <w:tcPr>
             <w:tcW w:type="dxa" w:w="6917"/>
-            <w:shd w:val="clear" w:color="auto" w:fill="D4920A"/>
+            <w:shd w:val="clear" w:color="auto" w:fill="1F2A44"/>
           </w:tcPr>
           <w:p>
             <w:r/>
@@ -963,7 +966,7 @@
                 <w:rFonts w:ascii="Calibri" w:hAnsi="Calibri"/>
                 <w:b/>
                 <w:i w:val="0"/>
-                <w:color w:val="121117"/>
+                <w:color w:val="1A1A1A"/>
                 <w:sz w:val="19"/>
               </w:rPr>
               <w:t>SIGNIFICADO</w:t>
@@ -989,7 +992,7 @@
                 <w:rFonts w:ascii="Calibri" w:hAnsi="Calibri"/>
                 <w:b w:val="0"/>
                 <w:i w:val="0"/>
-                <w:color w:val="121117"/>
+                <w:color w:val="1A1A1A"/>
                 <w:sz w:val="20"/>
               </w:rPr>
               <w:t>inspirar</w:t>
@@ -1013,7 +1016,7 @@
                 <w:rFonts w:ascii="Calibri" w:hAnsi="Calibri"/>
                 <w:b w:val="0"/>
                 <w:i w:val="0"/>
-                <w:color w:val="121117"/>
+                <w:color w:val="1A1A1A"/>
                 <w:sz w:val="20"/>
               </w:rPr>
               <w:t>tomar aire hacia dentro; (figurado) sugerir ideas, motivar</w:t>
@@ -1039,7 +1042,7 @@
                 <w:rFonts w:ascii="Calibri" w:hAnsi="Calibri"/>
                 <w:b w:val="0"/>
                 <w:i w:val="0"/>
-                <w:color w:val="121117"/>
+                <w:color w:val="1A1A1A"/>
                 <w:sz w:val="20"/>
               </w:rPr>
               <w:t>espirar</w:t>
@@ -1063,7 +1066,7 @@
                 <w:rFonts w:ascii="Calibri" w:hAnsi="Calibri"/>
                 <w:b w:val="0"/>
                 <w:i w:val="0"/>
-                <w:color w:val="121117"/>
+                <w:color w:val="1A1A1A"/>
                 <w:sz w:val="20"/>
               </w:rPr>
               <w:t>expulsar el aire hacia fuera</w:t>
@@ -1089,7 +1092,7 @@
                 <w:rFonts w:ascii="Calibri" w:hAnsi="Calibri"/>
                 <w:b w:val="0"/>
                 <w:i w:val="0"/>
-                <w:color w:val="121117"/>
+                <w:color w:val="1A1A1A"/>
                 <w:sz w:val="20"/>
               </w:rPr>
               <w:t>respirar</w:t>
@@ -1113,7 +1116,7 @@
                 <w:rFonts w:ascii="Calibri" w:hAnsi="Calibri"/>
                 <w:b w:val="0"/>
                 <w:i w:val="0"/>
-                <w:color w:val="121117"/>
+                <w:color w:val="1A1A1A"/>
                 <w:sz w:val="20"/>
               </w:rPr>
               <w:t>inspirar y espirar; (figurado) sentir alivio</w:t>
@@ -1139,7 +1142,7 @@
                 <w:rFonts w:ascii="Calibri" w:hAnsi="Calibri"/>
                 <w:b w:val="0"/>
                 <w:i w:val="0"/>
-                <w:color w:val="121117"/>
+                <w:color w:val="1A1A1A"/>
                 <w:sz w:val="20"/>
               </w:rPr>
               <w:t>expirar</w:t>
@@ -1163,7 +1166,7 @@
                 <w:rFonts w:ascii="Calibri" w:hAnsi="Calibri"/>
                 <w:b w:val="0"/>
                 <w:i w:val="0"/>
-                <w:color w:val="121117"/>
+                <w:color w:val="1A1A1A"/>
                 <w:sz w:val="20"/>
               </w:rPr>
               <w:t>morir; (formal) acabar un plazo, un contrato o un periodo de validez</w:t>
@@ -1187,7 +1190,7 @@
           <w:rFonts w:ascii="Calibri" w:hAnsi="Calibri"/>
           <w:b w:val="0"/>
           <w:i/>
-          <w:color w:val="4D4C5C"/>
+          <w:color w:val="666666"/>
           <w:sz w:val="19"/>
         </w:rPr>
         <w:t>Fíjate: «respirar» lleva una S, y por eso mucha gente cree que «espirar» se escribe con X para diferenciarlas. Es al revés: inspirar, espirar y respirar comparten raíz y las tres van con S. La única con X es «expirar», que no tiene nada que ver con la respiración.</w:t>
@@ -1207,7 +1210,7 @@
         <w:tc>
           <w:tcPr>
             <w:tcW w:type="dxa" w:w="10086"/>
-            <w:shd w:val="clear" w:color="auto" w:fill="121117"/>
+            <w:shd w:val="clear" w:color="auto" w:fill="7B1D1D"/>
             <w:tcBorders>
               <w:top w:val="single" w:sz="6" w:space="0" w:color="121117"/>
               <w:left w:val="single" w:sz="6" w:space="0" w:color="121117"/>
@@ -1258,7 +1261,7 @@
         <w:tc>
           <w:tcPr>
             <w:tcW w:type="dxa" w:w="2835"/>
-            <w:shd w:val="clear" w:color="auto" w:fill="C0392B"/>
+            <w:shd w:val="clear" w:color="auto" w:fill="1F2A44"/>
           </w:tcPr>
           <w:p>
             <w:r/>
@@ -1283,7 +1286,7 @@
         <w:tc>
           <w:tcPr>
             <w:tcW w:type="dxa" w:w="2835"/>
-            <w:shd w:val="clear" w:color="auto" w:fill="C0392B"/>
+            <w:shd w:val="clear" w:color="auto" w:fill="1F2A44"/>
           </w:tcPr>
           <w:p>
             <w:r/>
@@ -1308,7 +1311,7 @@
         <w:tc>
           <w:tcPr>
             <w:tcW w:type="dxa" w:w="3288"/>
-            <w:shd w:val="clear" w:color="auto" w:fill="C0392B"/>
+            <w:shd w:val="clear" w:color="auto" w:fill="1F2A44"/>
           </w:tcPr>
           <w:p>
             <w:r/>
@@ -1349,7 +1352,7 @@
                 <w:rFonts w:ascii="Calibri" w:hAnsi="Calibri"/>
                 <w:b w:val="0"/>
                 <w:i w:val="0"/>
-                <w:color w:val="121117"/>
+                <w:color w:val="1A1A1A"/>
                 <w:sz w:val="20"/>
               </w:rPr>
               <w:t>«En yoga: inspira y expira.»</w:t>
@@ -1373,7 +1376,7 @@
                 <w:rFonts w:ascii="Calibri" w:hAnsi="Calibri"/>
                 <w:b w:val="0"/>
                 <w:i w:val="0"/>
-                <w:color w:val="121117"/>
+                <w:color w:val="1A1A1A"/>
                 <w:sz w:val="20"/>
               </w:rPr>
               <w:t>«En yoga: inspira y espira.»</w:t>
@@ -1397,7 +1400,7 @@
                 <w:rFonts w:ascii="Calibri" w:hAnsi="Calibri"/>
                 <w:b w:val="0"/>
                 <w:i w:val="0"/>
-                <w:color w:val="121117"/>
+                <w:color w:val="1A1A1A"/>
                 <w:sz w:val="20"/>
               </w:rPr>
               <w:t>si respiras, va con S</w:t>
@@ -1423,7 +1426,7 @@
                 <w:rFonts w:ascii="Calibri" w:hAnsi="Calibri"/>
                 <w:b w:val="0"/>
                 <w:i w:val="0"/>
-                <w:color w:val="121117"/>
+                <w:color w:val="1A1A1A"/>
                 <w:sz w:val="20"/>
               </w:rPr>
               <w:t>«El contrato espira en junio.»</w:t>
@@ -1447,7 +1450,7 @@
                 <w:rFonts w:ascii="Calibri" w:hAnsi="Calibri"/>
                 <w:b w:val="0"/>
                 <w:i w:val="0"/>
-                <w:color w:val="121117"/>
+                <w:color w:val="1A1A1A"/>
                 <w:sz w:val="20"/>
               </w:rPr>
               <w:t>«El contrato expira en junio.»</w:t>
@@ -1471,7 +1474,7 @@
                 <w:rFonts w:ascii="Calibri" w:hAnsi="Calibri"/>
                 <w:b w:val="0"/>
                 <w:i w:val="0"/>
-                <w:color w:val="121117"/>
+                <w:color w:val="1A1A1A"/>
                 <w:sz w:val="20"/>
               </w:rPr>
               <w:t>caducar un plazo = expirar (X)</w:t>
@@ -1497,7 +1500,7 @@
                 <w:rFonts w:ascii="Calibri" w:hAnsi="Calibri"/>
                 <w:b w:val="0"/>
                 <w:i w:val="0"/>
-                <w:color w:val="121117"/>
+                <w:color w:val="1A1A1A"/>
                 <w:sz w:val="20"/>
               </w:rPr>
               <w:t>«Necesito expirar hondo y calmarme.»</w:t>
@@ -1521,7 +1524,7 @@
                 <w:rFonts w:ascii="Calibri" w:hAnsi="Calibri"/>
                 <w:b w:val="0"/>
                 <w:i w:val="0"/>
-                <w:color w:val="121117"/>
+                <w:color w:val="1A1A1A"/>
                 <w:sz w:val="20"/>
               </w:rPr>
               <w:t>«Necesito espirar hondo y calmarme.»</w:t>
@@ -1545,7 +1548,7 @@
                 <w:rFonts w:ascii="Calibri" w:hAnsi="Calibri"/>
                 <w:b w:val="0"/>
                 <w:i w:val="0"/>
-                <w:color w:val="121117"/>
+                <w:color w:val="1A1A1A"/>
                 <w:sz w:val="20"/>
               </w:rPr>
               <w:t>soltar el aire = espirar (S)</w:t>
@@ -1571,7 +1574,7 @@
                 <w:rFonts w:ascii="Calibri" w:hAnsi="Calibri"/>
                 <w:b w:val="0"/>
                 <w:i w:val="0"/>
-                <w:color w:val="121117"/>
+                <w:color w:val="1A1A1A"/>
                 <w:sz w:val="20"/>
               </w:rPr>
               <w:t>«Mi abuelo espiró en paz.»</w:t>
@@ -1595,7 +1598,7 @@
                 <w:rFonts w:ascii="Calibri" w:hAnsi="Calibri"/>
                 <w:b w:val="0"/>
                 <w:i w:val="0"/>
-                <w:color w:val="121117"/>
+                <w:color w:val="1A1A1A"/>
                 <w:sz w:val="20"/>
               </w:rPr>
               <w:t>«Mi abuelo expiró en paz.»</w:t>
@@ -1619,7 +1622,7 @@
                 <w:rFonts w:ascii="Calibri" w:hAnsi="Calibri"/>
                 <w:b w:val="0"/>
                 <w:i w:val="0"/>
-                <w:color w:val="121117"/>
+                <w:color w:val="1A1A1A"/>
                 <w:sz w:val="20"/>
               </w:rPr>
               <w:t>morir = expirar (X), registro formal</w:t>
@@ -1647,7 +1650,7 @@
         <w:tc>
           <w:tcPr>
             <w:tcW w:type="dxa" w:w="10086"/>
-            <w:shd w:val="clear" w:color="auto" w:fill="121117"/>
+            <w:shd w:val="clear" w:color="auto" w:fill="7B1D1D"/>
             <w:tcBorders>
               <w:top w:val="single" w:sz="6" w:space="0" w:color="121117"/>
               <w:left w:val="single" w:sz="6" w:space="0" w:color="121117"/>
@@ -1697,7 +1700,7 @@
         <w:tc>
           <w:tcPr>
             <w:tcW w:type="dxa" w:w="4535"/>
-            <w:shd w:val="clear" w:color="auto" w:fill="D4920A"/>
+            <w:shd w:val="clear" w:color="auto" w:fill="1F2A44"/>
           </w:tcPr>
           <w:p>
             <w:r/>
@@ -1712,7 +1715,7 @@
                 <w:rFonts w:ascii="Calibri" w:hAnsi="Calibri"/>
                 <w:b/>
                 <w:i w:val="0"/>
-                <w:color w:val="121117"/>
+                <w:color w:val="1A1A1A"/>
                 <w:sz w:val="19"/>
               </w:rPr>
               <w:t>FRASE</w:t>
@@ -1722,7 +1725,7 @@
         <w:tc>
           <w:tcPr>
             <w:tcW w:type="dxa" w:w="4422"/>
-            <w:shd w:val="clear" w:color="auto" w:fill="D4920A"/>
+            <w:shd w:val="clear" w:color="auto" w:fill="1F2A44"/>
           </w:tcPr>
           <w:p>
             <w:r/>
@@ -1737,7 +1740,7 @@
                 <w:rFonts w:ascii="Calibri" w:hAnsi="Calibri"/>
                 <w:b/>
                 <w:i w:val="0"/>
-                <w:color w:val="121117"/>
+                <w:color w:val="1A1A1A"/>
                 <w:sz w:val="19"/>
               </w:rPr>
               <w:t>SIGNIFICADO / TRANSLATION</w:t>
@@ -1763,7 +1766,7 @@
                 <w:rFonts w:ascii="Calibri" w:hAnsi="Calibri"/>
                 <w:b w:val="0"/>
                 <w:i w:val="0"/>
-                <w:color w:val="121117"/>
+                <w:color w:val="1A1A1A"/>
                 <w:sz w:val="20"/>
               </w:rPr>
               <w:t>«Inspira por la nariz y espira por la boca.»</w:t>
@@ -1787,7 +1790,7 @@
                 <w:rFonts w:ascii="Calibri" w:hAnsi="Calibri"/>
                 <w:b w:val="0"/>
                 <w:i w:val="0"/>
-                <w:color w:val="121117"/>
+                <w:color w:val="1A1A1A"/>
                 <w:sz w:val="20"/>
               </w:rPr>
               <w:t>Breathe in through your nose and out through your mouth.</w:t>
@@ -1813,7 +1816,7 @@
                 <w:rFonts w:ascii="Calibri" w:hAnsi="Calibri"/>
                 <w:b w:val="0"/>
                 <w:i w:val="0"/>
-                <w:color w:val="121117"/>
+                <w:color w:val="1A1A1A"/>
                 <w:sz w:val="20"/>
               </w:rPr>
               <w:t>«El plazo para presentar la solicitud expira el 30 de junio.»</w:t>
@@ -1837,7 +1840,7 @@
                 <w:rFonts w:ascii="Calibri" w:hAnsi="Calibri"/>
                 <w:b w:val="0"/>
                 <w:i w:val="0"/>
-                <w:color w:val="121117"/>
+                <w:color w:val="1A1A1A"/>
                 <w:sz w:val="20"/>
               </w:rPr>
               <w:t>The deadline to submit the application expires on 30 June.</w:t>
@@ -1863,7 +1866,7 @@
                 <w:rFonts w:ascii="Calibri" w:hAnsi="Calibri"/>
                 <w:b w:val="0"/>
                 <w:i w:val="0"/>
-                <w:color w:val="121117"/>
+                <w:color w:val="1A1A1A"/>
                 <w:sz w:val="20"/>
               </w:rPr>
               <w:t>«Su pasaporte expiró el año pasado.»</w:t>
@@ -1887,7 +1890,7 @@
                 <w:rFonts w:ascii="Calibri" w:hAnsi="Calibri"/>
                 <w:b w:val="0"/>
                 <w:i w:val="0"/>
-                <w:color w:val="121117"/>
+                <w:color w:val="1A1A1A"/>
                 <w:sz w:val="20"/>
               </w:rPr>
               <w:t>Their passport expired last year.</w:t>
@@ -1913,7 +1916,7 @@
                 <w:rFonts w:ascii="Calibri" w:hAnsi="Calibri"/>
                 <w:b w:val="0"/>
                 <w:i w:val="0"/>
-                <w:color w:val="121117"/>
+                <w:color w:val="1A1A1A"/>
                 <w:sz w:val="20"/>
               </w:rPr>
               <w:t>«Espiró lentamente para relajar los hombros.»</w:t>
@@ -1937,7 +1940,7 @@
                 <w:rFonts w:ascii="Calibri" w:hAnsi="Calibri"/>
                 <w:b w:val="0"/>
                 <w:i w:val="0"/>
-                <w:color w:val="121117"/>
+                <w:color w:val="1A1A1A"/>
                 <w:sz w:val="20"/>
               </w:rPr>
               <w:t>They breathed out slowly to relax their shoulders.</w:t>
@@ -1963,7 +1966,7 @@
                 <w:rFonts w:ascii="Calibri" w:hAnsi="Calibri"/>
                 <w:b w:val="0"/>
                 <w:i w:val="0"/>
-                <w:color w:val="121117"/>
+                <w:color w:val="1A1A1A"/>
                 <w:sz w:val="20"/>
               </w:rPr>
               <w:t>«El paciente expiró de madrugada.»</w:t>
@@ -1987,7 +1990,7 @@
                 <w:rFonts w:ascii="Calibri" w:hAnsi="Calibri"/>
                 <w:b w:val="0"/>
                 <w:i w:val="0"/>
-                <w:color w:val="121117"/>
+                <w:color w:val="1A1A1A"/>
                 <w:sz w:val="20"/>
               </w:rPr>
               <w:t>The patient passed away in the early hours. (formal / literario)</w:t>
@@ -2015,7 +2018,7 @@
         <w:tc>
           <w:tcPr>
             <w:tcW w:type="dxa" w:w="10086"/>
-            <w:shd w:val="clear" w:color="auto" w:fill="121117"/>
+            <w:shd w:val="clear" w:color="auto" w:fill="7B1D1D"/>
             <w:tcBorders>
               <w:top w:val="single" w:sz="6" w:space="0" w:color="121117"/>
               <w:left w:val="single" w:sz="6" w:space="0" w:color="121117"/>
@@ -2065,7 +2068,7 @@
         <w:tc>
           <w:tcPr>
             <w:tcW w:type="dxa" w:w="567"/>
-            <w:shd w:val="clear" w:color="auto" w:fill="1E8E4E"/>
+            <w:shd w:val="clear" w:color="auto" w:fill="1F2A44"/>
           </w:tcPr>
           <w:p>
             <w:r/>
@@ -2090,7 +2093,7 @@
         <w:tc>
           <w:tcPr>
             <w:tcW w:type="dxa" w:w="8334"/>
-            <w:shd w:val="clear" w:color="auto" w:fill="1E8E4E"/>
+            <w:shd w:val="clear" w:color="auto" w:fill="1F2A44"/>
           </w:tcPr>
           <w:p>
             <w:r/>
@@ -2131,7 +2134,7 @@
                 <w:rFonts w:ascii="Calibri" w:hAnsi="Calibri"/>
                 <w:b w:val="0"/>
                 <w:i w:val="0"/>
-                <w:color w:val="121117"/>
+                <w:color w:val="1A1A1A"/>
                 <w:sz w:val="20"/>
               </w:rPr>
               <w:t>✓</w:t>
@@ -2155,7 +2158,7 @@
                 <w:rFonts w:ascii="Calibri" w:hAnsi="Calibri"/>
                 <w:b w:val="0"/>
                 <w:i w:val="0"/>
-                <w:color w:val="121117"/>
+                <w:color w:val="1A1A1A"/>
                 <w:sz w:val="20"/>
               </w:rPr>
               <w:t>ESPIRAR (con S) = soltar el aire; es de la familia de inspirar y respirar.</w:t>
@@ -2181,7 +2184,7 @@
                 <w:rFonts w:ascii="Calibri" w:hAnsi="Calibri"/>
                 <w:b w:val="0"/>
                 <w:i w:val="0"/>
-                <w:color w:val="121117"/>
+                <w:color w:val="1A1A1A"/>
                 <w:sz w:val="20"/>
               </w:rPr>
               <w:t>✓</w:t>
@@ -2205,7 +2208,7 @@
                 <w:rFonts w:ascii="Calibri" w:hAnsi="Calibri"/>
                 <w:b w:val="0"/>
                 <w:i w:val="0"/>
-                <w:color w:val="121117"/>
+                <w:color w:val="1A1A1A"/>
                 <w:sz w:val="20"/>
               </w:rPr>
               <w:t>EXPIRAR (con X) = morir, o caducar un plazo, contrato o documento.</w:t>
@@ -2231,7 +2234,7 @@
                 <w:rFonts w:ascii="Calibri" w:hAnsi="Calibri"/>
                 <w:b w:val="0"/>
                 <w:i w:val="0"/>
-                <w:color w:val="121117"/>
+                <w:color w:val="1A1A1A"/>
                 <w:sz w:val="20"/>
               </w:rPr>
               <w:t>✓</w:t>
@@ -2255,7 +2258,7 @@
                 <w:rFonts w:ascii="Calibri" w:hAnsi="Calibri"/>
                 <w:b w:val="0"/>
                 <w:i w:val="0"/>
-                <w:color w:val="121117"/>
+                <w:color w:val="1A1A1A"/>
                 <w:sz w:val="20"/>
               </w:rPr>
               <w:t>En una clase de yoga o de respiración se dice «espira», nunca «expira».</w:t>
@@ -2281,7 +2284,7 @@
                 <w:rFonts w:ascii="Calibri" w:hAnsi="Calibri"/>
                 <w:b w:val="0"/>
                 <w:i w:val="0"/>
-                <w:color w:val="121117"/>
+                <w:color w:val="1A1A1A"/>
                 <w:sz w:val="20"/>
               </w:rPr>
               <w:t>✓</w:t>
@@ -2305,7 +2308,7 @@
                 <w:rFonts w:ascii="Calibri" w:hAnsi="Calibri"/>
                 <w:b w:val="0"/>
                 <w:i w:val="0"/>
-                <w:color w:val="121117"/>
+                <w:color w:val="1A1A1A"/>
                 <w:sz w:val="20"/>
               </w:rPr>
               <w:t>«El plazo expira mañana» es correcto: aquí expirar significa «terminar su validez».</w:t>
@@ -2333,7 +2336,7 @@
         <w:tc>
           <w:tcPr>
             <w:tcW w:type="dxa" w:w="10086"/>
-            <w:shd w:val="clear" w:color="auto" w:fill="121117"/>
+            <w:shd w:val="clear" w:color="auto" w:fill="7B1D1D"/>
             <w:tcBorders>
               <w:top w:val="single" w:sz="6" w:space="0" w:color="121117"/>
               <w:left w:val="single" w:sz="6" w:space="0" w:color="121117"/>
@@ -2382,7 +2385,7 @@
         <w:tc>
           <w:tcPr>
             <w:tcW w:type="dxa" w:w="10086"/>
-            <w:shd w:val="clear" w:color="auto" w:fill="F4F4F6"/>
+            <w:shd w:val="clear" w:color="auto" w:fill="F5F0E5"/>
             <w:tcBorders>
               <w:top w:val="single" w:sz="6" w:space="0" w:color="DDDDDD"/>
               <w:left w:val="single" w:sz="6" w:space="0" w:color="DDDDDD"/>
@@ -2403,7 +2406,7 @@
                 <w:rFonts w:ascii="Calibri" w:hAnsi="Calibri"/>
                 <w:b w:val="0"/>
                 <w:i w:val="0"/>
-                <w:color w:val="4D4C5C"/>
+                <w:color w:val="666666"/>
                 <w:sz w:val="20"/>
               </w:rPr>
               <w:t>Copia este prompt y pégalo en ChatGPT, Claude o Gemini. Practica tantas veces como quieras, a cualquier hora. Recuerda: la IA acelera tu práctica — tu profesora la hace correcta.</w:t>
@@ -2431,7 +2434,7 @@
         <w:tc>
           <w:tcPr>
             <w:tcW w:type="dxa" w:w="10086"/>
-            <w:shd w:val="clear" w:color="auto" w:fill="FBF1DE"/>
+            <w:shd w:val="clear" w:color="auto" w:fill="F4F1EA"/>
             <w:tcBorders>
               <w:top w:val="single" w:sz="6" w:space="0" w:color="D4920A"/>
               <w:left w:val="single" w:sz="6" w:space="0" w:color="D4920A"/>
@@ -2452,7 +2455,7 @@
                 <w:rFonts w:ascii="Calibri" w:hAnsi="Calibri"/>
                 <w:b/>
                 <w:i w:val="0"/>
-                <w:color w:val="D4920A"/>
+                <w:color w:val="C89B3C"/>
                 <w:sz w:val="20"/>
               </w:rPr>
               <w:t>01  PROMPT — Espirar vs. expirar</w:t>
@@ -2468,7 +2471,7 @@
                 <w:rFonts w:ascii="Calibri" w:hAnsi="Calibri"/>
                 <w:b w:val="0"/>
                 <w:i/>
-                <w:color w:val="121117"/>
+                <w:color w:val="1A1A1A"/>
                 <w:sz w:val="20"/>
               </w:rPr>
               <w:t>Actúa como mi profesor de español. Dame 10 frases con un hueco donde yo deba elegir entre «espirar» (soltar el aire) y «expirar» (morir / caducar). Corrígeme y explícame brevemente la diferencia de significado y de ortografía. Nivel A2–B1.</w:t>
@@ -2496,7 +2499,7 @@
         <w:tc>
           <w:tcPr>
             <w:tcW w:type="dxa" w:w="10086"/>
-            <w:shd w:val="clear" w:color="auto" w:fill="FBEAE8"/>
+            <w:shd w:val="clear" w:color="auto" w:fill="F4F1EA"/>
             <w:tcBorders>
               <w:top w:val="single" w:sz="6" w:space="0" w:color="DDDDDD"/>
               <w:left w:val="single" w:sz="6" w:space="0" w:color="DDDDDD"/>
@@ -2517,7 +2520,7 @@
                 <w:rFonts w:ascii="Calibri" w:hAnsi="Calibri"/>
                 <w:b/>
                 <w:i w:val="0"/>
-                <w:color w:val="121117"/>
+                <w:color w:val="1A1A1A"/>
                 <w:sz w:val="19"/>
               </w:rPr>
               <w:t>Aviso importante: la IA a veces produce explicaciones incompletas o incorrectas sobre gramática española. Si algo contradice lo que has aprendido aquí, consulta a tu profesora. La IA es el gimnasio — te da repeticiones ilimitadas. El profesor es el entrenador — te dice si estás haciendo el ejercicio bien.</w:t>
@@ -2545,7 +2548,7 @@
         <w:tc>
           <w:tcPr>
             <w:tcW w:type="dxa" w:w="10086"/>
-            <w:shd w:val="clear" w:color="auto" w:fill="121117"/>
+            <w:shd w:val="clear" w:color="auto" w:fill="7B1D1D"/>
             <w:tcBorders>
               <w:top w:val="single" w:sz="6" w:space="0" w:color="121117"/>
               <w:left w:val="single" w:sz="6" w:space="0" w:color="121117"/>
@@ -2594,7 +2597,7 @@
         <w:tc>
           <w:tcPr>
             <w:tcW w:type="dxa" w:w="10086"/>
-            <w:shd w:val="clear" w:color="auto" w:fill="F4F4F6"/>
+            <w:shd w:val="clear" w:color="auto" w:fill="F5F0E5"/>
             <w:tcBorders>
               <w:top w:val="single" w:sz="6" w:space="0" w:color="DDDDDD"/>
               <w:left w:val="single" w:sz="6" w:space="0" w:color="DDDDDD"/>
@@ -2615,7 +2618,7 @@
                 <w:rFonts w:ascii="Calibri" w:hAnsi="Calibri"/>
                 <w:b w:val="0"/>
                 <w:i w:val="0"/>
-                <w:color w:val="4D4C5C"/>
+                <w:color w:val="666666"/>
                 <w:sz w:val="20"/>
               </w:rPr>
               <w:t>Este PDF es un adelanto gratuito del vídeo corto. Más parejas de palabras que se diferencian en una letra y se confunden constantemente estará disponible en el curso de Vocabulario y parónimos.</w:t>
@@ -2644,7 +2647,7 @@
         <w:tc>
           <w:tcPr>
             <w:tcW w:type="dxa" w:w="3402"/>
-            <w:shd w:val="clear" w:color="auto" w:fill="D4920A"/>
+            <w:shd w:val="clear" w:color="auto" w:fill="1F2A44"/>
           </w:tcPr>
           <w:p>
             <w:r/>
@@ -2659,7 +2662,7 @@
                 <w:rFonts w:ascii="Calibri" w:hAnsi="Calibri"/>
                 <w:b/>
                 <w:i w:val="0"/>
-                <w:color w:val="121117"/>
+                <w:color w:val="1A1A1A"/>
                 <w:sz w:val="19"/>
               </w:rPr>
               <w:t>EN OTRAS LECCIONES</w:t>
@@ -2669,7 +2672,7 @@
         <w:tc>
           <w:tcPr>
             <w:tcW w:type="dxa" w:w="5499"/>
-            <w:shd w:val="clear" w:color="auto" w:fill="D4920A"/>
+            <w:shd w:val="clear" w:color="auto" w:fill="1F2A44"/>
           </w:tcPr>
           <w:p>
             <w:r/>
@@ -2684,7 +2687,7 @@
                 <w:rFonts w:ascii="Calibri" w:hAnsi="Calibri"/>
                 <w:b/>
                 <w:i w:val="0"/>
-                <w:color w:val="121117"/>
+                <w:color w:val="1A1A1A"/>
                 <w:sz w:val="19"/>
               </w:rPr>
               <w:t>Spanish Lessons with Mercedes</w:t>
@@ -2710,7 +2713,7 @@
                 <w:rFonts w:ascii="Calibri" w:hAnsi="Calibri"/>
                 <w:b w:val="0"/>
                 <w:i w:val="0"/>
-                <w:color w:val="121117"/>
+                <w:color w:val="1A1A1A"/>
                 <w:sz w:val="20"/>
               </w:rPr>
               <w:t>infligir / infringir</w:t>
@@ -2734,7 +2737,7 @@
                 <w:rFonts w:ascii="Calibri" w:hAnsi="Calibri"/>
                 <w:b w:val="0"/>
                 <w:i w:val="0"/>
-                <w:color w:val="121117"/>
+                <w:color w:val="1A1A1A"/>
                 <w:sz w:val="20"/>
               </w:rPr>
               <w:t>infligir un castigo · infringir una norma.</w:t>
@@ -2760,7 +2763,7 @@
                 <w:rFonts w:ascii="Calibri" w:hAnsi="Calibri"/>
                 <w:b w:val="0"/>
                 <w:i w:val="0"/>
-                <w:color w:val="121117"/>
+                <w:color w:val="1A1A1A"/>
                 <w:sz w:val="20"/>
               </w:rPr>
               <w:t>absolver / absorber</w:t>
@@ -2784,7 +2787,7 @@
                 <w:rFonts w:ascii="Calibri" w:hAnsi="Calibri"/>
                 <w:b w:val="0"/>
                 <w:i w:val="0"/>
-                <w:color w:val="121117"/>
+                <w:color w:val="1A1A1A"/>
                 <w:sz w:val="20"/>
               </w:rPr>
               <w:t>absolver a un acusado · absorber un líquido.</w:t>
@@ -2810,7 +2813,7 @@
                 <w:rFonts w:ascii="Calibri" w:hAnsi="Calibri"/>
                 <w:b w:val="0"/>
                 <w:i w:val="0"/>
-                <w:color w:val="121117"/>
+                <w:color w:val="1A1A1A"/>
                 <w:sz w:val="20"/>
               </w:rPr>
               <w:t>actitud / aptitud</w:t>
@@ -2834,7 +2837,7 @@
                 <w:rFonts w:ascii="Calibri" w:hAnsi="Calibri"/>
                 <w:b w:val="0"/>
                 <w:i w:val="0"/>
-                <w:color w:val="121117"/>
+                <w:color w:val="1A1A1A"/>
                 <w:sz w:val="20"/>
               </w:rPr>
               <w:t>actitud = disposición · aptitud = capacidad.</w:t>
@@ -2860,7 +2863,7 @@
                 <w:rFonts w:ascii="Calibri" w:hAnsi="Calibri"/>
                 <w:b w:val="0"/>
                 <w:i w:val="0"/>
-                <w:color w:val="121117"/>
+                <w:color w:val="1A1A1A"/>
                 <w:sz w:val="20"/>
               </w:rPr>
               <w:t>DELANTE MÍA / DELANTE DE MÍ</w:t>
@@ -2884,7 +2887,7 @@
                 <w:rFonts w:ascii="Calibri" w:hAnsi="Calibri"/>
                 <w:b w:val="0"/>
                 <w:i w:val="0"/>
-                <w:color w:val="121117"/>
+                <w:color w:val="1A1A1A"/>
                 <w:sz w:val="20"/>
               </w:rPr>
               <w:t>Otro error frecuente, también de nativos. A2–B1.</w:t>
@@ -2908,7 +2911,7 @@
           <w:rFonts w:ascii="Calibri" w:hAnsi="Calibri"/>
           <w:b w:val="0"/>
           <w:i/>
-          <w:color w:val="4D4C5C"/>
+          <w:color w:val="666666"/>
           <w:sz w:val="19"/>
         </w:rPr>
         <w:t>Suscríbete al canal Spanish Lessons with Mercedes para no perderte ninguna lección.</w:t>
@@ -2924,20 +2927,303 @@
           <w:rFonts w:ascii="Calibri" w:hAnsi="Calibri"/>
           <w:b w:val="0"/>
           <w:i w:val="0"/>
-          <w:color w:val="9B9AAB"/>
+          <w:color w:val="666666"/>
           <w:sz w:val="16"/>
         </w:rPr>
         <w:t>spanishmercedes.com  ·  © Spanish Lessons with Mercedes</w:t>
       </w:r>
     </w:p>
     <w:sectPr>
-      <w:pgSz w:w="12240" w:h="15840"/>
-      <w:pgMar w:top="907" w:right="1077" w:bottom="907" w:left="1077" w:header="720" w:footer="720" w:gutter="0"/>
+      <w:headerReference w:type="default" r:id="rId9"/>
+      <w:footerReference w:type="default" r:id="rId10"/>
+      <w:pgSz w:w="11906" w:h="16838"/>
+      <w:pgMar w:top="1700" w:right="1019" w:bottom="1019" w:left="1019" w:header="708" w:footer="708" w:gutter="0"/>
       <w:cols w:space="720"/>
       <w:docGrid w:linePitch="360"/>
     </w:sectPr>
   </w:body>
 </w:document>
+</file>
+
+<file path=word/footer1.xml><?xml version="1.0" encoding="utf-8"?>
+<w:ftr xmlns:wpc="http://schemas.microsoft.com/office/word/2010/wordprocessingCanvas" xmlns:cx="http://schemas.microsoft.com/office/drawing/2014/chartex" xmlns:cx1="http://schemas.microsoft.com/office/drawing/2015/9/8/chartex" xmlns:cx2="http://schemas.microsoft.com/office/drawing/2015/10/21/chartex" xmlns:cx3="http://schemas.microsoft.com/office/drawing/2016/5/9/chartex" xmlns:cx4="http://schemas.microsoft.com/office/drawing/2016/5/10/chartex" xmlns:cx5="http://schemas.microsoft.com/office/drawing/2016/5/11/chartex" xmlns:cx6="http://schemas.microsoft.com/office/drawing/2016/5/12/chartex" xmlns:cx7="http://schemas.microsoft.com/office/drawing/2016/5/13/chartex" xmlns:cx8="http://schemas.microsoft.com/office/drawing/2016/5/14/chartex" xmlns:mc="http://schemas.openxmlformats.org/markup-compatibility/2006" xmlns:aink="http://schemas.microsoft.com/office/drawing/2016/ink" xmlns:am3d="http://schemas.microsoft.com/office/drawing/2017/model3d" xmlns:o="urn:schemas-microsoft-com:office:office" xmlns:oel="http://schemas.microsoft.com/office/2019/extlst" xmlns:r="http://schemas.openxmlformats.org/officeDocument/2006/relationships" xmlns:m="http://schemas.openxmlformats.org/officeDocument/2006/math" xmlns:v="urn:schemas-microsoft-com:vml" xmlns:wp14="http://schemas.microsoft.com/office/word/2010/wordprocessingDrawing" xmlns:wp="http://schemas.openxmlformats.org/drawingml/2006/wordprocessingDrawing" xmlns:w10="urn:schemas-microsoft-com:office:word" xmlns:w="http://schemas.openxmlformats.org/wordprocessingml/2006/main" xmlns:w14="http://schemas.microsoft.com/office/word/2010/wordml" xmlns:w15="http://schemas.microsoft.com/office/word/2012/wordml" xmlns:w16cei="http://schemas.microsoft.com/office/word/2026/wordml/cei" xmlns:w16cex="http://schemas.microsoft.com/office/word/2018/wordml/cex" xmlns:w16cid="http://schemas.microsoft.com/office/word/2016/wordml/cid" xmlns:w16="http://schemas.microsoft.com/office/word/2018/wordml" xmlns:w16du="http://schemas.microsoft.com/office/word/2023/wordml/word16du" xmlns:w16sdtdh="http://schemas.microsoft.com/office/word/2020/wordml/sdtdatahash" xmlns:w16sdtfl="http://schemas.microsoft.com/office/word/2024/wordml/sdtformatlock" xmlns:w16se="http://schemas.microsoft.com/office/word/2015/wordml/symex" xmlns:wpg="http://schemas.microsoft.com/office/word/2010/wordprocessingGroup" xmlns:wpi="http://schemas.microsoft.com/office/word/2010/wordprocessingInk" xmlns:wne="http://schemas.microsoft.com/office/word/2006/wordml" xmlns:wps="http://schemas.microsoft.com/office/word/2010/wordprocessingShape" mc:Ignorable="w14 w15 w16se w16cid w16 w16cex w16sdtdh w16sdtfl w16du wp14">
+  <w:p>
+    <w:pPr>
+      <w:jc w:val="center"/>
+      <w:rPr>
+        <w:lang w:val="en-GB"/>
+      </w:rPr>
+    </w:pPr>
+    <w:r>
+      <w:rPr>
+        <w:lang w:val="en-GB"/>
+      </w:rPr>
+      <w:t>spanishmercedes.com · © Spanish Lessons with Mercedes</w:t>
+    </w:r>
+  </w:p>
+</w:ftr>
+</file>
+
+<file path=word/header1.xml><?xml version="1.0" encoding="utf-8"?>
+<w:hdr xmlns:wpc="http://schemas.microsoft.com/office/word/2010/wordprocessingCanvas" xmlns:cx="http://schemas.microsoft.com/office/drawing/2014/chartex" xmlns:cx1="http://schemas.microsoft.com/office/drawing/2015/9/8/chartex" xmlns:cx2="http://schemas.microsoft.com/office/drawing/2015/10/21/chartex" xmlns:cx3="http://schemas.microsoft.com/office/drawing/2016/5/9/chartex" xmlns:cx4="http://schemas.microsoft.com/office/drawing/2016/5/10/chartex" xmlns:cx5="http://schemas.microsoft.com/office/drawing/2016/5/11/chartex" xmlns:cx6="http://schemas.microsoft.com/office/drawing/2016/5/12/chartex" xmlns:cx7="http://schemas.microsoft.com/office/drawing/2016/5/13/chartex" xmlns:cx8="http://schemas.microsoft.com/office/drawing/2016/5/14/chartex" xmlns:mc="http://schemas.openxmlformats.org/markup-compatibility/2006" xmlns:aink="http://schemas.microsoft.com/office/drawing/2016/ink" xmlns:am3d="http://schemas.microsoft.com/office/drawing/2017/model3d" xmlns:o="urn:schemas-microsoft-com:office:office" xmlns:oel="http://schemas.microsoft.com/office/2019/extlst" xmlns:r="http://schemas.openxmlformats.org/officeDocument/2006/relationships" xmlns:m="http://schemas.openxmlformats.org/officeDocument/2006/math" xmlns:v="urn:schemas-microsoft-com:vml" xmlns:wp14="http://schemas.microsoft.com/office/word/2010/wordprocessingDrawing" xmlns:wp="http://schemas.openxmlformats.org/drawingml/2006/wordprocessingDrawing" xmlns:w10="urn:schemas-microsoft-com:office:word" xmlns:w="http://schemas.openxmlformats.org/wordprocessingml/2006/main" xmlns:w14="http://schemas.microsoft.com/office/word/2010/wordml" xmlns:w15="http://schemas.microsoft.com/office/word/2012/wordml" xmlns:w16cei="http://schemas.microsoft.com/office/word/2026/wordml/cei" xmlns:w16cex="http://schemas.microsoft.com/office/word/2018/wordml/cex" xmlns:w16cid="http://schemas.microsoft.com/office/word/2016/wordml/cid" xmlns:w16="http://schemas.microsoft.com/office/word/2018/wordml" xmlns:w16du="http://schemas.microsoft.com/office/word/2023/wordml/word16du" xmlns:w16sdtdh="http://schemas.microsoft.com/office/word/2020/wordml/sdtdatahash" xmlns:w16sdtfl="http://schemas.microsoft.com/office/word/2024/wordml/sdtformatlock" xmlns:w16se="http://schemas.microsoft.com/office/word/2015/wordml/symex" xmlns:wpg="http://schemas.microsoft.com/office/word/2010/wordprocessingGroup" xmlns:wpi="http://schemas.microsoft.com/office/word/2010/wordprocessingInk" xmlns:wne="http://schemas.microsoft.com/office/word/2006/wordml" xmlns:wps="http://schemas.microsoft.com/office/word/2010/wordprocessingShape" mc:Ignorable="w14 w15 w16se w16cid w16 w16cex w16sdtdh w16sdtfl w16du wp14">
+  <w:p>
+    <w:pPr>
+      <w:tabs>
+        <w:tab w:val="right" w:pos="9868"/>
+      </w:tabs>
+      <w:rPr>
+        <w:lang w:val="en-GB"/>
+      </w:rPr>
+    </w:pPr>
+    <w:r>
+      <w:rPr>
+        <w:noProof/>
+      </w:rPr>
+      <w:drawing>
+        <wp:anchor distT="0" distB="0" distL="114300" distR="114300" simplePos="0" relativeHeight="251658240" behindDoc="1" locked="0" layoutInCell="1" allowOverlap="1" wp14:anchorId="515387A7" wp14:editId="141EE7A7">
+          <wp:simplePos x="0" y="0"/>
+          <wp:positionH relativeFrom="column">
+            <wp:posOffset>-94615</wp:posOffset>
+          </wp:positionH>
+          <wp:positionV relativeFrom="paragraph">
+            <wp:posOffset>-246380</wp:posOffset>
+          </wp:positionV>
+          <wp:extent cx="879508" cy="819150"/>
+          <wp:effectExtent l="0" t="0" r="0" b="0"/>
+          <wp:wrapTight wrapText="bothSides">
+            <wp:wrapPolygon edited="0">
+              <wp:start x="7486" y="0"/>
+              <wp:lineTo x="4679" y="1005"/>
+              <wp:lineTo x="936" y="5526"/>
+              <wp:lineTo x="936" y="11051"/>
+              <wp:lineTo x="7018" y="16074"/>
+              <wp:lineTo x="0" y="16074"/>
+              <wp:lineTo x="0" y="21098"/>
+              <wp:lineTo x="7954" y="21098"/>
+              <wp:lineTo x="12165" y="21098"/>
+              <wp:lineTo x="21054" y="21098"/>
+              <wp:lineTo x="21054" y="16074"/>
+              <wp:lineTo x="14036" y="16074"/>
+              <wp:lineTo x="20586" y="10549"/>
+              <wp:lineTo x="20586" y="6028"/>
+              <wp:lineTo x="17311" y="2009"/>
+              <wp:lineTo x="13568" y="0"/>
+              <wp:lineTo x="7486" y="0"/>
+            </wp:wrapPolygon>
+          </wp:wrapTight>
+          <wp:docPr id="1446228601" name="Imagen 1446228601"/>
+          <wp:cNvGraphicFramePr>
+            <a:graphicFrameLocks xmlns:a="http://schemas.openxmlformats.org/drawingml/2006/main" noChangeAspect="1"/>
+          </wp:cNvGraphicFramePr>
+          <a:graphic xmlns:a="http://schemas.openxmlformats.org/drawingml/2006/main">
+            <a:graphicData uri="http://schemas.openxmlformats.org/drawingml/2006/picture">
+              <pic:pic xmlns:pic="http://schemas.openxmlformats.org/drawingml/2006/picture">
+                <pic:nvPicPr>
+                  <pic:cNvPr id="0" name=""/>
+                  <pic:cNvPicPr>
+                    <a:picLocks noChangeAspect="1" noChangeArrowheads="1"/>
+                  </pic:cNvPicPr>
+                </pic:nvPicPr>
+                <pic:blipFill>
+                  <a:blip r:embed="rId1">
+                    <a:extLst>
+                      <a:ext uri="{28A0092B-C50C-407E-A947-70E740481C1C}">
+                        <a14:useLocalDpi xmlns:a14="http://schemas.microsoft.com/office/drawing/2010/main" val="0"/>
+                      </a:ext>
+                    </a:extLst>
+                  </a:blip>
+                  <a:srcRect/>
+                  <a:stretch>
+                    <a:fillRect/>
+                  </a:stretch>
+                </pic:blipFill>
+                <pic:spPr bwMode="auto">
+                  <a:xfrm>
+                    <a:off x="0" y="0"/>
+                    <a:ext cx="879508" cy="819150"/>
+                  </a:xfrm>
+                  <a:prstGeom prst="rect">
+                    <a:avLst/>
+                  </a:prstGeom>
+                </pic:spPr>
+              </pic:pic>
+            </a:graphicData>
+          </a:graphic>
+        </wp:anchor>
+      </w:drawing>
+    </w:r>
+    <w:r>
+      <w:rPr>
+        <w:rFonts w:ascii="Arial" w:eastAsia="Arial" w:hAnsi="Arial" w:cs="Arial"/>
+        <w:b/>
+        <w:bCs/>
+        <w:color w:val="1B2A4A"/>
+        <w:lang w:val="en-GB"/>
+      </w:rPr>
+      <w:t xml:space="preserve">    </w:t>
+    </w:r>
+    <w:r>
+      <w:rPr>
+        <w:rFonts w:ascii="Arial" w:eastAsia="Arial" w:hAnsi="Arial" w:cs="Arial"/>
+        <w:b/>
+        <w:bCs/>
+        <w:color w:val="1B2A4A"/>
+        <w:lang w:val="en-GB"/>
+      </w:rPr>
+      <w:t xml:space="preserve"> SPANISH </w:t>
+    </w:r>
+    <w:proofErr w:type="gramStart"/>
+    <w:r>
+      <w:rPr>
+        <w:rFonts w:ascii="Arial" w:eastAsia="Arial" w:hAnsi="Arial" w:cs="Arial"/>
+        <w:b/>
+        <w:bCs/>
+        <w:color w:val="1B2A4A"/>
+        <w:lang w:val="en-GB"/>
+      </w:rPr>
+      <w:t>LESSONS  with</w:t>
+    </w:r>
+    <w:proofErr w:type="gramEnd"/>
+    <w:r>
+      <w:rPr>
+        <w:rFonts w:ascii="Arial" w:eastAsia="Arial" w:hAnsi="Arial" w:cs="Arial"/>
+        <w:b/>
+        <w:bCs/>
+        <w:color w:val="1B2A4A"/>
+        <w:lang w:val="en-GB"/>
+      </w:rPr>
+      <w:t xml:space="preserve"> Mercede</w:t>
+    </w:r>
+    <w:r>
+      <w:rPr>
+        <w:rFonts w:ascii="Arial" w:eastAsia="Arial" w:hAnsi="Arial" w:cs="Arial"/>
+        <w:b/>
+        <w:bCs/>
+        <w:color w:val="1B2A4A"/>
+        <w:lang w:val="en-GB"/>
+      </w:rPr>
+      <w:t>s</w:t>
+    </w:r>
+    <w:r>
+      <w:rPr>
+        <w:lang w:val="en-GB"/>
+      </w:rPr>
+      <w:tab/>
+    </w:r>
+    <w:r>
+      <w:rPr>
+        <w:rFonts w:ascii="Arial" w:eastAsia="Arial" w:hAnsi="Arial" w:cs="Arial"/>
+        <w:color w:val="2C2C2C"/>
+        <w:sz w:val="17"/>
+        <w:szCs w:val="17"/>
+        <w:lang w:val="en-GB"/>
+      </w:rPr>
+      <w:t>spa</w:t>
+    </w:r>
+    <w:r>
+      <w:rPr>
+        <w:rFonts w:ascii="Arial" w:eastAsia="Arial" w:hAnsi="Arial" w:cs="Arial"/>
+        <w:color w:val="2C2C2C"/>
+        <w:sz w:val="17"/>
+        <w:szCs w:val="17"/>
+        <w:lang w:val="en-GB"/>
+      </w:rPr>
+      <w:t>nishlessonswithmercedes@gmail.com</w:t>
+    </w:r>
+  </w:p>
+  <w:p>
+    <w:pPr>
+      <w:pBdr>
+        <w:bottom w:val="single" w:sz="3" w:space="7" w:color="BBBBBB"/>
+      </w:pBdr>
+      <w:tabs>
+        <w:tab w:val="right" w:pos="9868"/>
+      </w:tabs>
+      <w:spacing w:after="100"/>
+    </w:pPr>
+    <w:r>
+      <w:rPr>
+        <w:rFonts w:ascii="Arial" w:eastAsia="Arial" w:hAnsi="Arial" w:cs="Arial"/>
+        <w:i/>
+        <w:iCs/>
+        <w:color w:val="2C2C2C"/>
+        <w:sz w:val="17"/>
+        <w:szCs w:val="17"/>
+        <w:lang w:val="en-GB"/>
+      </w:rPr>
+      <w:t xml:space="preserve">     </w:t>
+    </w:r>
+    <w:r>
+      <w:rPr>
+        <w:rFonts w:ascii="Arial" w:eastAsia="Arial" w:hAnsi="Arial" w:cs="Arial"/>
+        <w:i/>
+        <w:iCs/>
+        <w:color w:val="2C2C2C"/>
+        <w:sz w:val="17"/>
+        <w:szCs w:val="17"/>
+      </w:rPr>
+      <w:t>El canal de español abierto al mundo</w:t>
+    </w:r>
+    <w:r>
+      <w:tab/>
+    </w:r>
+    <w:r>
+      <w:rPr>
+        <w:rFonts w:ascii="Arial" w:eastAsia="Arial" w:hAnsi="Arial" w:cs="Arial"/>
+        <w:color w:val="2C2C2C"/>
+        <w:sz w:val="17"/>
+        <w:szCs w:val="17"/>
+      </w:rPr>
+      <w:t xml:space="preserve">pág. </w:t>
+    </w:r>
+    <w:r>
+      <w:rPr>
+        <w:rFonts w:ascii="Arial" w:eastAsia="Arial" w:hAnsi="Arial" w:cs="Arial"/>
+        <w:color w:val="2C2C2C"/>
+        <w:sz w:val="17"/>
+        <w:szCs w:val="17"/>
+      </w:rPr>
+      <w:fldChar w:fldCharType="begin"/>
+    </w:r>
+    <w:r>
+      <w:rPr>
+        <w:rFonts w:ascii="Arial" w:eastAsia="Arial" w:hAnsi="Arial" w:cs="Arial"/>
+        <w:color w:val="2C2C2C"/>
+        <w:sz w:val="17"/>
+        <w:szCs w:val="17"/>
+      </w:rPr>
+      <w:instrText>PAGE</w:instrText>
+    </w:r>
+    <w:r>
+      <w:rPr>
+        <w:rFonts w:ascii="Arial" w:eastAsia="Arial" w:hAnsi="Arial" w:cs="Arial"/>
+        <w:color w:val="2C2C2C"/>
+        <w:sz w:val="17"/>
+        <w:szCs w:val="17"/>
+      </w:rPr>
+      <w:fldChar w:fldCharType="separate"/>
+    </w:r>
+    <w:r>
+      <w:rPr>
+        <w:rFonts w:ascii="Arial" w:eastAsia="Arial" w:hAnsi="Arial" w:cs="Arial"/>
+        <w:noProof/>
+        <w:color w:val="2C2C2C"/>
+        <w:sz w:val="17"/>
+        <w:szCs w:val="17"/>
+      </w:rPr>
+      <w:t>1</w:t>
+    </w:r>
+    <w:r>
+      <w:rPr>
+        <w:rFonts w:ascii="Arial" w:eastAsia="Arial" w:hAnsi="Arial" w:cs="Arial"/>
+        <w:color w:val="2C2C2C"/>
+        <w:sz w:val="17"/>
+        <w:szCs w:val="17"/>
+      </w:rPr>
+      <w:fldChar w:fldCharType="end"/>
+    </w:r>
+  </w:p>
+</w:hdr>
 </file>
 
 <file path=word/numbering.xml><?xml version="1.0" encoding="utf-8"?>
